--- a/word_reports/LP_0055_위치_175_Aldo Nova_Aldo Nova.docx
+++ b/word_reports/LP_0055_위치_175_Aldo Nova_Aldo Nova.docx
@@ -4,7 +4,7 @@
   <w:body>
     <w:p>
       <w:pPr>
-        <w:spacing w:after="280"/>
+        <w:spacing w:after="80"/>
       </w:pPr>
       <w:r>
         <w:rPr w:rFonts="맑은 고딕">
@@ -13,94 +13,47 @@
           <w:color w:val="1E3A8A"/>
           <w:sz w:val="30"/>
         </w:rPr>
-        <w:t>[175] Aldo Nova - Aldo Nova</w:t>
+        <w:t>Aldo Nova (알도 노바) - Aldo Nova</w:t>
       </w:r>
     </w:p>
     <w:p>
       <w:pPr>
-        <w:spacing w:after="320"/>
+        <w:spacing w:after="240"/>
       </w:pPr>
       <w:r>
         <w:rPr w:rFonts="맑은 고딕">
           <w:rFonts w:ascii="맑은 고딕" w:hAnsi="맑은 고딕" w:eastAsia="맑은 고딕"/>
           <w:b/>
-          <w:sz w:val="20"/>
+          <w:color w:val="4B5563"/>
+          <w:sz w:val="22"/>
         </w:rPr>
-        <w:t>■ 위치 : 175</w:t>
-        <w:br/>
-      </w:r>
-      <w:r>
-        <w:rPr w:rFonts="맑은 고딕">
-          <w:rFonts w:ascii="맑은 고딕" w:hAnsi="맑은 고딕" w:eastAsia="맑은 고딕"/>
-          <w:b/>
-          <w:sz w:val="20"/>
-        </w:rPr>
-        <w:t>■ 아티스트 : Aldo Nova</w:t>
-        <w:br/>
-      </w:r>
-      <w:r>
-        <w:rPr w:rFonts="맑은 고딕">
-          <w:rFonts w:ascii="맑은 고딕" w:hAnsi="맑은 고딕" w:eastAsia="맑은 고딕"/>
-          <w:b/>
-          <w:sz w:val="20"/>
-        </w:rPr>
-        <w:t>■ 앨범명 : Aldo Nova</w:t>
-        <w:br/>
-      </w:r>
-      <w:r>
-        <w:rPr w:rFonts="맑은 고딕">
-          <w:rFonts w:ascii="맑은 고딕" w:hAnsi="맑은 고딕" w:eastAsia="맑은 고딕"/>
-          <w:b w:val="0"/>
-          <w:sz w:val="20"/>
-        </w:rPr>
-        <w:t>■ 음반 레이블 : Portrait</w:t>
-        <w:br/>
-      </w:r>
-      <w:r>
-        <w:rPr w:rFonts="맑은 고딕">
-          <w:rFonts w:ascii="맑은 고딕" w:hAnsi="맑은 고딕" w:eastAsia="맑은 고딕"/>
-          <w:b w:val="0"/>
-          <w:sz w:val="20"/>
-        </w:rPr>
-        <w:t>■ 발매년도 : 1982</w:t>
-        <w:br/>
-      </w:r>
-      <w:r>
-        <w:rPr w:rFonts="맑은 고딕">
-          <w:rFonts w:ascii="맑은 고딕" w:hAnsi="맑은 고딕" w:eastAsia="맑은 고딕"/>
-          <w:b w:val="0"/>
-          <w:sz w:val="20"/>
-        </w:rPr>
-        <w:t>■ 장르 : 글램 메탈 / 하드 록 / 아레나 록</w:t>
-        <w:br/>
-      </w:r>
-      <w:r>
-        <w:rPr w:rFonts="맑은 고딕">
-          <w:rFonts w:ascii="맑은 고딕" w:hAnsi="맑은 고딕" w:eastAsia="맑은 고딕"/>
-          <w:b w:val="0"/>
-          <w:sz w:val="20"/>
-        </w:rPr>
-        <w:t>■ 주요 수록곡 : 1. Fantasy</w:t>
-        <w:br/>
+        <w:t>위치 :  175</w:t>
       </w:r>
     </w:p>
     <w:p>
       <w:pPr>
-        <w:spacing w:after="160"/>
+        <w:spacing w:line="324" w:lineRule="auto" w:before="80" w:after="160"/>
       </w:pPr>
       <w:r>
         <w:rPr w:rFonts="맑은 고딕">
           <w:rFonts w:ascii="맑은 고딕" w:hAnsi="맑은 고딕" w:eastAsia="맑은 고딕"/>
           <w:b/>
           <w:color w:val="1F2937"/>
-          <w:sz w:val="24"/>
+          <w:sz w:val="22"/>
         </w:rPr>
-        <w:t>■ 음반 해설 및 감상 가이드</w:t>
+        <w:t xml:space="preserve">[음반 소개] </w:t>
+      </w:r>
+      <w:r>
+        <w:rPr w:rFonts="맑은 고딕">
+          <w:rFonts w:ascii="맑은 고딕" w:hAnsi="맑은 고딕" w:eastAsia="맑은 고딕"/>
+          <w:b w:val="0"/>
+          <w:sz w:val="21"/>
+        </w:rPr>
       </w:r>
     </w:p>
     <w:p>
       <w:pPr>
-        <w:spacing w:line="312" w:lineRule="auto" w:after="120"/>
+        <w:spacing w:line="324" w:lineRule="auto" w:after="120"/>
       </w:pPr>
       <w:r>
         <w:rPr w:rFonts="맑은 고딕">
@@ -108,51 +61,516 @@
           <w:b w:val="0"/>
           <w:sz w:val="21"/>
         </w:rPr>
-        <w:t>1982년에 발표된 캐나다 출신의 멀티 인스트루멘털리스트 알도 노바(Aldo Nova)의 동명 데뷔 앨범은 1980년대 록 음악계의 새로운 지평을 연 명작입니다. 보컬, 기타, 신디사이저 연주부터 프로듀싱까지 직접 담당하며 멀티 뮤지션으로서의 천재적인 역량을 과시한 이 음반은 출시 직후 미국 빌보드 앨범 차트 최상위권에 오르고 더블 플래티넘을 기록하며 단숨에 그를 글로벌 스타덤에 올렸습니다. 1970년대 하드 록의 묵직한 중량감과 80년대 팝 사운드의 감각적인 세련미를 완벽하게 결합해낸 정교한 프로덕션이 돋보입니다.</w:t>
+        <w:t>1980년대 초, 아레나 록의 웅장한 에너지와 신시사이저의 유려한 감수성이 교차하던 찬란한 여명기에 알도 노바의 셀프 타이틀 데뷔작은 세상에 홀연히 등장하였습니다. 기타와 건반, 작곡과 프로듀싱을 홀로 장악한 그의 천재적 음악성이 응축된 이 음반은 멜로딕 하드록(AOR)의 새로운 지평을 열며 단숨에 시대를 상징하는 역작으로 자리 잡았습니다. 화려함 속에 깃든 날카로운 서정성과 빈틈없는 앙상블의 파동은 반세기에 가까운 세월이 흐른 오늘날에도 바래지 않는 낭만과 벅찬 전율을 고스란히 전해줍니다.</w:t>
       </w:r>
     </w:p>
     <w:p>
       <w:pPr>
-        <w:spacing w:line="312" w:lineRule="auto" w:after="120"/>
+        <w:spacing w:line="324" w:lineRule="auto" w:before="200" w:after="80"/>
       </w:pPr>
+      <w:r>
+        <w:rPr w:rFonts="맑은 고딕">
+          <w:rFonts w:ascii="맑은 고딕" w:hAnsi="맑은 고딕" w:eastAsia="맑은 고딕"/>
+          <w:b/>
+          <w:color w:val="1E3A8A"/>
+          <w:sz w:val="24"/>
+        </w:rPr>
+        <w:t>1. 음반 데이터</w:t>
+      </w:r>
+    </w:p>
+    <w:p>
+      <w:pPr>
+        <w:spacing w:line="324" w:lineRule="auto" w:after="80"/>
+      </w:pPr>
+      <w:r>
+        <w:rPr w:rFonts="맑은 고딕">
+          <w:rFonts w:ascii="맑은 고딕" w:hAnsi="맑은 고딕" w:eastAsia="맑은 고딕"/>
+          <w:b w:val="0"/>
+          <w:color w:val="6B7280"/>
+          <w:sz w:val="21"/>
+        </w:rPr>
+        <w:t xml:space="preserve">· </w:t>
+      </w:r>
+      <w:r>
+        <w:rPr w:rFonts="맑은 고딕">
+          <w:rFonts w:ascii="맑은 고딕" w:hAnsi="맑은 고딕" w:eastAsia="맑은 고딕"/>
+          <w:b/>
+          <w:color w:val="1F2937"/>
+          <w:sz w:val="21"/>
+        </w:rPr>
+        <w:t xml:space="preserve">앨범명: </w:t>
+      </w:r>
       <w:r>
         <w:rPr w:rFonts="맑은 고딕">
           <w:rFonts w:ascii="맑은 고딕" w:hAnsi="맑은 고딕" w:eastAsia="맑은 고딕"/>
           <w:b w:val="0"/>
           <w:sz w:val="21"/>
         </w:rPr>
-        <w:t>본 음반의 음악적 핵심은 화려하고 날카로운 기타 리프와 아날로그 신디사이저 사운드의 드라마틱한 조화에 있습니다. 빌보드 싱글 차트를 흔들었던 불후의 트랙 'Fantasy'는 앨범의 포문을 여는 아이코닉한 전자음 인트로로 시작해 폭발적인 하드 록 기타 리프로 이어지며 듣는 이에게 강렬한 카타르시스를 선사합니다. 알도 노바의 보컬은 시원하게 뻗어 나가는 고음과 특유의 거친 질감을 매끄럽게 오가며 아레나 록의 정수를 보여주고, 그가 직접 연주한 기타 솔로는 화려하면서도 밀도 높은 테크닉을 자랑합니다.</w:t>
+        <w:t>Aldo Nova</w:t>
       </w:r>
     </w:p>
     <w:p>
       <w:pPr>
-        <w:spacing w:line="312" w:lineRule="auto" w:after="120"/>
+        <w:spacing w:line="324" w:lineRule="auto" w:after="80"/>
       </w:pPr>
+      <w:r>
+        <w:rPr w:rFonts="맑은 고딕">
+          <w:rFonts w:ascii="맑은 고딕" w:hAnsi="맑은 고딕" w:eastAsia="맑은 고딕"/>
+          <w:b w:val="0"/>
+          <w:color w:val="6B7280"/>
+          <w:sz w:val="21"/>
+        </w:rPr>
+        <w:t xml:space="preserve">· </w:t>
+      </w:r>
+      <w:r>
+        <w:rPr w:rFonts="맑은 고딕">
+          <w:rFonts w:ascii="맑은 고딕" w:hAnsi="맑은 고딕" w:eastAsia="맑은 고딕"/>
+          <w:b/>
+          <w:color w:val="1F2937"/>
+          <w:sz w:val="21"/>
+        </w:rPr>
+        <w:t xml:space="preserve">아티스트: </w:t>
+      </w:r>
       <w:r>
         <w:rPr w:rFonts="맑은 고딕">
           <w:rFonts w:ascii="맑은 고딕" w:hAnsi="맑은 고딕" w:eastAsia="맑은 고딕"/>
           <w:b w:val="0"/>
           <w:sz w:val="21"/>
         </w:rPr>
-        <w:t>'Fantasy' 외에도 앨범 전반을 관통하는 멜로디컬한 감수성과 질주감은 매우 뛰어납니다. 다이내믹한 리듬감이 돋보이는 'Foolin' Yourself'와 정통 하드 록의 묵직한 질감을 살린 'Ball and Chain', 그리고 팝적인 감각과 감성적인 전개가 인상적인 'Can't Stop Loving You' 등 수록곡 전반이 고른 완성도를 자랑합니다. LP의 아날로그 음선으로 감상할 때 느껴지는 입체적인 드럼 비트와 다층적으로 레이어드된 키보드 사운드는 80년대 팝 메탈 초창기의 청량하고 정교한 스튜디오 사운드를 완벽하게 체감하게 합니다.</w:t>
+        <w:t>Aldo Nova (알도 노바)</w:t>
       </w:r>
     </w:p>
     <w:p>
       <w:pPr>
-        <w:spacing w:line="312" w:lineRule="auto" w:after="120"/>
+        <w:spacing w:line="324" w:lineRule="auto" w:after="80"/>
       </w:pPr>
+      <w:r>
+        <w:rPr w:rFonts="맑은 고딕">
+          <w:rFonts w:ascii="맑은 고딕" w:hAnsi="맑은 고딕" w:eastAsia="맑은 고딕"/>
+          <w:b w:val="0"/>
+          <w:color w:val="6B7280"/>
+          <w:sz w:val="21"/>
+        </w:rPr>
+        <w:t xml:space="preserve">· </w:t>
+      </w:r>
+      <w:r>
+        <w:rPr w:rFonts="맑은 고딕">
+          <w:rFonts w:ascii="맑은 고딕" w:hAnsi="맑은 고딕" w:eastAsia="맑은 고딕"/>
+          <w:b/>
+          <w:color w:val="1F2937"/>
+          <w:sz w:val="21"/>
+        </w:rPr>
+        <w:t xml:space="preserve">발매 정보: </w:t>
+      </w:r>
       <w:r>
         <w:rPr w:rFonts="맑은 고딕">
           <w:rFonts w:ascii="맑은 고딕" w:hAnsi="맑은 고딕" w:eastAsia="맑은 고딕"/>
           <w:b w:val="0"/>
           <w:sz w:val="21"/>
         </w:rPr>
-        <w:t>결과적으로 이 음반은 단순한 일회성 히트작을 넘어, 이후 본 조비(Bon Jovi)나 데프 레퍼드(Def Leppard) 등 80년대 중후반을 풍미한 글램 메탈과 팝 메탈 씬의 거장들에게 지대한 음악적 어법을 제시한 이정표적 작품입니다. 입체적인 사운드 텍스처와 시대를 관통하는 에너지, 그리고 청년 알도 노바의 뜨거운 음악적 집념이 집약된 이 앨범은 80년대 록 음악을 사랑하는 바이닐 수집가라면 반드시 소장해야 할 불후의 명반입니다.</w:t>
+        <w:t>1982년 포트레이트 레코드(Portrait Records)를 통해 발매된 알도 노바의 찬란한 솔로 데뷔 음반으로, 1980년대 팝 메탈과 멜로딕 록의 황금기를 활짝 열어젖힌 기념비적인 역사적 성격을 지닙니다.</w:t>
+      </w:r>
+    </w:p>
+    <w:p>
+      <w:pPr>
+        <w:spacing w:line="324" w:lineRule="auto" w:after="80"/>
+      </w:pPr>
+      <w:r>
+        <w:rPr w:rFonts="맑은 고딕">
+          <w:rFonts w:ascii="맑은 고딕" w:hAnsi="맑은 고딕" w:eastAsia="맑은 고딕"/>
+          <w:b w:val="0"/>
+          <w:color w:val="6B7280"/>
+          <w:sz w:val="21"/>
+        </w:rPr>
+        <w:t xml:space="preserve">· </w:t>
+      </w:r>
+      <w:r>
+        <w:rPr w:rFonts="맑은 고딕">
+          <w:rFonts w:ascii="맑은 고딕" w:hAnsi="맑은 고딕" w:eastAsia="맑은 고딕"/>
+          <w:b/>
+          <w:color w:val="1F2937"/>
+          <w:sz w:val="21"/>
+        </w:rPr>
+        <w:t xml:space="preserve">LP 인기도(판매량): </w:t>
+      </w:r>
+      <w:r>
+        <w:rPr w:rFonts="맑은 고딕">
+          <w:rFonts w:ascii="맑은 고딕" w:hAnsi="맑은 고딕" w:eastAsia="맑은 고딕"/>
+          <w:b w:val="0"/>
+          <w:sz w:val="21"/>
+        </w:rPr>
+        <w:t>발매 직후 미국 빌보드 200 앨범 차트 8위까지 치솟았으며, 미국 음반 산업 협회(RIAA)로부터 더블 플래티넘(200만 장 이상 판매) 인증을 획득하고 본국 캐나다에서도 플래티넘을 기록하며 대중적인 신드롬을 일으켰습니다.</w:t>
+      </w:r>
+    </w:p>
+    <w:p>
+      <w:pPr>
+        <w:spacing w:line="324" w:lineRule="auto" w:after="80"/>
+      </w:pPr>
+      <w:r>
+        <w:rPr w:rFonts="맑은 고딕">
+          <w:rFonts w:ascii="맑은 고딕" w:hAnsi="맑은 고딕" w:eastAsia="맑은 고딕"/>
+          <w:b w:val="0"/>
+          <w:color w:val="6B7280"/>
+          <w:sz w:val="21"/>
+        </w:rPr>
+        <w:t xml:space="preserve">· </w:t>
+      </w:r>
+      <w:r>
+        <w:rPr w:rFonts="맑은 고딕">
+          <w:rFonts w:ascii="맑은 고딕" w:hAnsi="맑은 고딕" w:eastAsia="맑은 고딕"/>
+          <w:b/>
+          <w:color w:val="1F2937"/>
+          <w:sz w:val="21"/>
+        </w:rPr>
+        <w:t xml:space="preserve">각종 수상경력: </w:t>
+      </w:r>
+      <w:r>
+        <w:rPr w:rFonts="맑은 고딕">
+          <w:rFonts w:ascii="맑은 고딕" w:hAnsi="맑은 고딕" w:eastAsia="맑은 고딕"/>
+          <w:b w:val="0"/>
+          <w:sz w:val="21"/>
+        </w:rPr>
+        <w:t>1983년 캐나다 최고 권위의 주노상(Juno Awards)에서 '올해의 가장 유망한 남성 보컬리스트' 부문에 노미네이트되었으며, 당대 록 비평계로부터 완성도 높은 독창적 사운드메이킹에 대한 찬사를 한 몸에 받았습니다.</w:t>
+      </w:r>
+    </w:p>
+    <w:p>
+      <w:pPr>
+        <w:spacing w:line="324" w:lineRule="auto" w:before="200" w:after="80"/>
+      </w:pPr>
+      <w:r>
+        <w:rPr w:rFonts="맑은 고딕">
+          <w:rFonts w:ascii="맑은 고딕" w:hAnsi="맑은 고딕" w:eastAsia="맑은 고딕"/>
+          <w:b/>
+          <w:color w:val="1E3A8A"/>
+          <w:sz w:val="24"/>
+        </w:rPr>
+        <w:t>2. 아티스트 정보</w:t>
+      </w:r>
+    </w:p>
+    <w:p>
+      <w:pPr>
+        <w:spacing w:line="324" w:lineRule="auto" w:after="80"/>
+      </w:pPr>
+      <w:r>
+        <w:rPr w:rFonts="맑은 고딕">
+          <w:rFonts w:ascii="맑은 고딕" w:hAnsi="맑은 고딕" w:eastAsia="맑은 고딕"/>
+          <w:b w:val="0"/>
+          <w:color w:val="6B7280"/>
+          <w:sz w:val="21"/>
+        </w:rPr>
+        <w:t xml:space="preserve">· </w:t>
+      </w:r>
+      <w:r>
+        <w:rPr w:rFonts="맑은 고딕">
+          <w:rFonts w:ascii="맑은 고딕" w:hAnsi="맑은 고딕" w:eastAsia="맑은 고딕"/>
+          <w:b/>
+          <w:color w:val="1F2937"/>
+          <w:sz w:val="21"/>
+        </w:rPr>
+        <w:t xml:space="preserve">국적: </w:t>
+      </w:r>
+      <w:r>
+        <w:rPr w:rFonts="맑은 고딕">
+          <w:rFonts w:ascii="맑은 고딕" w:hAnsi="맑은 고딕" w:eastAsia="맑은 고딕"/>
+          <w:b w:val="0"/>
+          <w:sz w:val="21"/>
+        </w:rPr>
+        <w:t>캐나다 (퀘벡주 몬트리올)</w:t>
+      </w:r>
+    </w:p>
+    <w:p>
+      <w:pPr>
+        <w:spacing w:line="324" w:lineRule="auto" w:after="80"/>
+      </w:pPr>
+      <w:r>
+        <w:rPr w:rFonts="맑은 고딕">
+          <w:rFonts w:ascii="맑은 고딕" w:hAnsi="맑은 고딕" w:eastAsia="맑은 고딕"/>
+          <w:b w:val="0"/>
+          <w:color w:val="6B7280"/>
+          <w:sz w:val="21"/>
+        </w:rPr>
+        <w:t xml:space="preserve">· </w:t>
+      </w:r>
+      <w:r>
+        <w:rPr w:rFonts="맑은 고딕">
+          <w:rFonts w:ascii="맑은 고딕" w:hAnsi="맑은 고딕" w:eastAsia="맑은 고딕"/>
+          <w:b/>
+          <w:color w:val="1F2937"/>
+          <w:sz w:val="21"/>
+        </w:rPr>
+        <w:t xml:space="preserve">생몰년도: </w:t>
+      </w:r>
+      <w:r>
+        <w:rPr w:rFonts="맑은 고딕">
+          <w:rFonts w:ascii="맑은 고딕" w:hAnsi="맑은 고딕" w:eastAsia="맑은 고딕"/>
+          <w:b w:val="0"/>
+          <w:sz w:val="21"/>
+        </w:rPr>
+        <w:t>1956년 11월 13일 ~ 현재</w:t>
+      </w:r>
+    </w:p>
+    <w:p>
+      <w:pPr>
+        <w:spacing w:line="324" w:lineRule="auto" w:after="80"/>
+      </w:pPr>
+      <w:r>
+        <w:rPr w:rFonts="맑은 고딕">
+          <w:rFonts w:ascii="맑은 고딕" w:hAnsi="맑은 고딕" w:eastAsia="맑은 고딕"/>
+          <w:b w:val="0"/>
+          <w:color w:val="6B7280"/>
+          <w:sz w:val="21"/>
+        </w:rPr>
+        <w:t xml:space="preserve">· </w:t>
+      </w:r>
+      <w:r>
+        <w:rPr w:rFonts="맑은 고딕">
+          <w:rFonts w:ascii="맑은 고딕" w:hAnsi="맑은 고딕" w:eastAsia="맑은 고딕"/>
+          <w:b/>
+          <w:color w:val="1F2937"/>
+          <w:sz w:val="21"/>
+        </w:rPr>
+        <w:t xml:space="preserve">그룹 소속: </w:t>
+      </w:r>
+      <w:r>
+        <w:rPr w:rFonts="맑은 고딕">
+          <w:rFonts w:ascii="맑은 고딕" w:hAnsi="맑은 고딕" w:eastAsia="맑은 고딕"/>
+          <w:b w:val="0"/>
+          <w:sz w:val="21"/>
+        </w:rPr>
+        <w:t>솔로 (싱어송라이터 겸 멀티 인스트루멘털리스트)</w:t>
+      </w:r>
+    </w:p>
+    <w:p>
+      <w:pPr>
+        <w:spacing w:line="324" w:lineRule="auto" w:after="80"/>
+      </w:pPr>
+      <w:r>
+        <w:rPr w:rFonts="맑은 고딕">
+          <w:rFonts w:ascii="맑은 고딕" w:hAnsi="맑은 고딕" w:eastAsia="맑은 고딕"/>
+          <w:b w:val="0"/>
+          <w:color w:val="6B7280"/>
+          <w:sz w:val="21"/>
+        </w:rPr>
+        <w:t xml:space="preserve">· </w:t>
+      </w:r>
+      <w:r>
+        <w:rPr w:rFonts="맑은 고딕">
+          <w:rFonts w:ascii="맑은 고딕" w:hAnsi="맑은 고딕" w:eastAsia="맑은 고딕"/>
+          <w:b/>
+          <w:color w:val="1F2937"/>
+          <w:sz w:val="21"/>
+        </w:rPr>
+        <w:t xml:space="preserve">아티스트 소개: </w:t>
+      </w:r>
+      <w:r>
+        <w:rPr w:rFonts="맑은 고딕">
+          <w:rFonts w:ascii="맑은 고딕" w:hAnsi="맑은 고딕" w:eastAsia="맑은 고딕"/>
+          <w:b w:val="0"/>
+          <w:sz w:val="21"/>
+        </w:rPr>
+        <w:t>알도 노바는 전율을 자아내는 전방위 기타 테크닉과 섬세한 건반 연주력, 매끄러운 멜로디 조탁 능력을 겸비한 록 음악계의 독보적인 올라운더입니다. 훗날 본 조비(Bon Jovi)와 셀린 디온(Celine Dion)의 명작 탄생에 기여하는 등 작곡가와 프로듀서로서도 팝 음악사에 지울 수 없는 깊은 족적을 새겼습니다.</w:t>
+      </w:r>
+    </w:p>
+    <w:p>
+      <w:pPr>
+        <w:spacing w:line="324" w:lineRule="auto" w:before="200" w:after="80"/>
+      </w:pPr>
+      <w:r>
+        <w:rPr w:rFonts="맑은 고딕">
+          <w:rFonts w:ascii="맑은 고딕" w:hAnsi="맑은 고딕" w:eastAsia="맑은 고딕"/>
+          <w:b/>
+          <w:color w:val="1E3A8A"/>
+          <w:sz w:val="24"/>
+        </w:rPr>
+        <w:t>3. 음반 상세 분석</w:t>
+      </w:r>
+    </w:p>
+    <w:p>
+      <w:pPr>
+        <w:spacing w:line="324" w:lineRule="auto" w:after="80"/>
+      </w:pPr>
+      <w:r>
+        <w:rPr w:rFonts="맑은 고딕">
+          <w:rFonts w:ascii="맑은 고딕" w:hAnsi="맑은 고딕" w:eastAsia="맑은 고딕"/>
+          <w:b w:val="0"/>
+          <w:color w:val="6B7280"/>
+          <w:sz w:val="21"/>
+        </w:rPr>
+        <w:t xml:space="preserve">· </w:t>
+      </w:r>
+      <w:r>
+        <w:rPr w:rFonts="맑은 고딕">
+          <w:rFonts w:ascii="맑은 고딕" w:hAnsi="맑은 고딕" w:eastAsia="맑은 고딕"/>
+          <w:b/>
+          <w:color w:val="1F2937"/>
+          <w:sz w:val="21"/>
+        </w:rPr>
+        <w:t xml:space="preserve">역사적 위치: </w:t>
+      </w:r>
+      <w:r>
+        <w:rPr w:rFonts="맑은 고딕">
+          <w:rFonts w:ascii="맑은 고딕" w:hAnsi="맑은 고딕" w:eastAsia="맑은 고딕"/>
+          <w:b w:val="0"/>
+          <w:sz w:val="21"/>
+        </w:rPr>
+        <w:t>본 작은 1970년대 하드록의 묵직한 직선성과 1980년대 특유의 전자음향 및 팝 감수성이 가장 완벽한 균형을 이룬 모범적인 교과서로 평가받습니다.</w:t>
+      </w:r>
+    </w:p>
+    <w:p>
+      <w:pPr>
+        <w:spacing w:line="324" w:lineRule="auto" w:after="80"/>
+      </w:pPr>
+      <w:r>
+        <w:rPr w:rFonts="맑은 고딕">
+          <w:rFonts w:ascii="맑은 고딕" w:hAnsi="맑은 고딕" w:eastAsia="맑은 고딕"/>
+          <w:b w:val="0"/>
+          <w:color w:val="6B7280"/>
+          <w:sz w:val="21"/>
+        </w:rPr>
+        <w:t xml:space="preserve">· </w:t>
+      </w:r>
+      <w:r>
+        <w:rPr w:rFonts="맑은 고딕">
+          <w:rFonts w:ascii="맑은 고딕" w:hAnsi="맑은 고딕" w:eastAsia="맑은 고딕"/>
+          <w:b/>
+          <w:color w:val="1F2937"/>
+          <w:sz w:val="21"/>
+        </w:rPr>
+        <w:t xml:space="preserve">시대의 흔적(스토리텔링): </w:t>
+      </w:r>
+      <w:r>
+        <w:rPr w:rFonts="맑은 고딕">
+          <w:rFonts w:ascii="맑은 고딕" w:hAnsi="맑은 고딕" w:eastAsia="맑은 고딕"/>
+          <w:b w:val="0"/>
+          <w:sz w:val="21"/>
+        </w:rPr>
+        <w:t>MTV의 태동과 함께 시각과 청각이 화려하게 교차하던 시대, 알도 노바의 레이저 신시사이저와 질주하는 비트는 미래지향적 카타르시스를 갈망하던 당시 청춘들의 마음을 단숨에 사로잡으며 80년대 록 컬처의 상징적인 공기를 형성했습니다.</w:t>
+      </w:r>
+    </w:p>
+    <w:p>
+      <w:pPr>
+        <w:spacing w:line="324" w:lineRule="auto" w:before="200" w:after="80"/>
+      </w:pPr>
+      <w:r>
+        <w:rPr w:rFonts="맑은 고딕">
+          <w:rFonts w:ascii="맑은 고딕" w:hAnsi="맑은 고딕" w:eastAsia="맑은 고딕"/>
+          <w:b/>
+          <w:color w:val="1E3A8A"/>
+          <w:sz w:val="24"/>
+        </w:rPr>
+        <w:t>4. 주요 수록곡 및 감상 제언</w:t>
+      </w:r>
+    </w:p>
+    <w:p>
+      <w:pPr>
+        <w:spacing w:line="324" w:lineRule="auto" w:after="80"/>
+      </w:pPr>
+      <w:r>
+        <w:rPr w:rFonts="맑은 고딕">
+          <w:rFonts w:ascii="맑은 고딕" w:hAnsi="맑은 고딕" w:eastAsia="맑은 고딕"/>
+          <w:b w:val="0"/>
+          <w:color w:val="6B7280"/>
+          <w:sz w:val="21"/>
+        </w:rPr>
+        <w:t xml:space="preserve">· </w:t>
+      </w:r>
+      <w:r>
+        <w:rPr w:rFonts="맑은 고딕">
+          <w:rFonts w:ascii="맑은 고딕" w:hAnsi="맑은 고딕" w:eastAsia="맑은 고딕"/>
+          <w:b/>
+          <w:color w:val="1F2937"/>
+          <w:sz w:val="21"/>
+        </w:rPr>
+        <w:t xml:space="preserve">주요 수록곡 특징: </w:t>
+      </w:r>
+      <w:r>
+        <w:rPr w:rFonts="맑은 고딕">
+          <w:rFonts w:ascii="맑은 고딕" w:hAnsi="맑은 고딕" w:eastAsia="맑은 고딕"/>
+          <w:b w:val="0"/>
+          <w:sz w:val="21"/>
+        </w:rPr>
+        <w:t>SF적 상상력을 자극하는 인트로에 이어 강력한 록 리프가 폭발하는 불멸의 앤섬 "Fantasy", 애수 어린 멜로디와 서정적인 보컬이 긴장감 있게 맞물리는 "Foolin' Yourself", 짙은 블루지 감성과 멜로딕한 드라마가 돋보이는 "Ball and Chain" 등 수록곡 전편이 단단한 응집력과 유려한 서정미를 자랑합니다.</w:t>
+      </w:r>
+    </w:p>
+    <w:p>
+      <w:pPr>
+        <w:spacing w:line="324" w:lineRule="auto" w:after="80"/>
+      </w:pPr>
+      <w:r>
+        <w:rPr w:rFonts="맑은 고딕">
+          <w:rFonts w:ascii="맑은 고딕" w:hAnsi="맑은 고딕" w:eastAsia="맑은 고딕"/>
+          <w:b w:val="0"/>
+          <w:color w:val="6B7280"/>
+          <w:sz w:val="21"/>
+        </w:rPr>
+        <w:t xml:space="preserve">· </w:t>
+      </w:r>
+      <w:r>
+        <w:rPr w:rFonts="맑은 고딕">
+          <w:rFonts w:ascii="맑은 고딕" w:hAnsi="맑은 고딕" w:eastAsia="맑은 고딕"/>
+          <w:b/>
+          <w:color w:val="1F2937"/>
+          <w:sz w:val="21"/>
+        </w:rPr>
+        <w:t xml:space="preserve">빈티지 감상 제언: </w:t>
+      </w:r>
+      <w:r>
+        <w:rPr w:rFonts="맑은 고딕">
+          <w:rFonts w:ascii="맑은 고딕" w:hAnsi="맑은 고딕" w:eastAsia="맑은 고딕"/>
+          <w:b w:val="0"/>
+          <w:sz w:val="21"/>
+        </w:rPr>
+        <w:t>턴테이블의 바늘이 소릿골을 파고들 때 피어오르는 알도 노바의 날 선 디스토션 기타와 묵직한 아날로그 신시사이저의 두터운 질감은, 진공관 앰프를 통과할 때 디지털 음원에서는 결코 맛볼 수 없는 입체적인 공간감과 따스한 에너지를 선사합니다.</w:t>
+      </w:r>
+    </w:p>
+    <w:p>
+      <w:pPr>
+        <w:spacing w:line="324" w:lineRule="auto" w:after="80"/>
+      </w:pPr>
+      <w:r>
+        <w:rPr w:rFonts="맑은 고딕">
+          <w:rFonts w:ascii="맑은 고딕" w:hAnsi="맑은 고딕" w:eastAsia="맑은 고딕"/>
+          <w:b w:val="0"/>
+          <w:color w:val="6B7280"/>
+          <w:sz w:val="21"/>
+        </w:rPr>
+        <w:t xml:space="preserve">· </w:t>
+      </w:r>
+      <w:r>
+        <w:rPr w:rFonts="맑은 고딕">
+          <w:rFonts w:ascii="맑은 고딕" w:hAnsi="맑은 고딕" w:eastAsia="맑은 고딕"/>
+          <w:b/>
+          <w:color w:val="1F2937"/>
+          <w:sz w:val="21"/>
+        </w:rPr>
+        <w:t xml:space="preserve">소장 가치: </w:t>
+      </w:r>
+      <w:r>
+        <w:rPr w:rFonts="맑은 고딕">
+          <w:rFonts w:ascii="맑은 고딕" w:hAnsi="맑은 고딕" w:eastAsia="맑은 고딕"/>
+          <w:b w:val="0"/>
+          <w:sz w:val="21"/>
+        </w:rPr>
+        <w:t>80년대 메탈과 AOR 르네상스의 태동을 생생하게 증언하는 오리지널 바이닐로서, 완벽주의 아티스트의 순수한 혈기가 오롯이 새겨져 있어 클래식 팝·록 애호가라면 반드시 소장해야 할 아날로그 명반입니다.</w:t>
+      </w:r>
+    </w:p>
+    <w:p>
+      <w:pPr>
+        <w:spacing w:line="324" w:lineRule="auto" w:after="120" w:before="160"/>
+      </w:pPr>
+      <w:r>
+        <w:rPr w:rFonts="맑은 고딕">
+          <w:rFonts w:ascii="맑은 고딕" w:hAnsi="맑은 고딕" w:eastAsia="맑은 고딕"/>
+          <w:b/>
+          <w:color w:val="4338CA"/>
+          <w:sz w:val="21"/>
+        </w:rPr>
+        <w:t>이 음반을 통해 아날로그의 온기 속에서 찬란하게 타오르는 록의 순수한 열정이 전해주는 감동을 다시 한번 경험해 보시는 것은 어떨까요?</w:t>
       </w:r>
     </w:p>
     <w:sectPr>
       <w:pgSz w:w="12240" w:h="15840"/>
-      <w:pgMar w:top="1440" w:right="1440" w:bottom="1440" w:left="1440" w:header="720" w:footer="720" w:gutter="0"/>
+      <w:pgMar w:top="1152" w:right="1296" w:bottom="1152" w:left="1296" w:header="720" w:footer="720" w:gutter="0"/>
       <w:cols w:space="720"/>
       <w:docGrid w:linePitch="360"/>
     </w:sectPr>

--- a/word_reports/LP_0055_위치_175_Aldo Nova_Aldo Nova.docx
+++ b/word_reports/LP_0055_위치_175_Aldo Nova_Aldo Nova.docx
@@ -32,7 +32,7 @@
     </w:p>
     <w:p>
       <w:pPr>
-        <w:spacing w:line="324" w:lineRule="auto" w:before="80" w:after="160"/>
+        <w:spacing w:line="324" w:lineRule="auto" w:before="80" w:after="120"/>
       </w:pPr>
       <w:r>
         <w:rPr w:rFonts="맑은 고딕">
@@ -42,13 +42,6 @@
           <w:sz w:val="22"/>
         </w:rPr>
         <w:t xml:space="preserve">[음반 소개] </w:t>
-      </w:r>
-      <w:r>
-        <w:rPr w:rFonts="맑은 고딕">
-          <w:rFonts w:ascii="맑은 고딕" w:hAnsi="맑은 고딕" w:eastAsia="맑은 고딕"/>
-          <w:b w:val="0"/>
-          <w:sz w:val="21"/>
-        </w:rPr>
       </w:r>
     </w:p>
     <w:p>
@@ -61,7 +54,33 @@
           <w:b w:val="0"/>
           <w:sz w:val="21"/>
         </w:rPr>
-        <w:t>1980년대 초, 아레나 록의 웅장한 에너지와 신시사이저의 유려한 감수성이 교차하던 찬란한 여명기에 알도 노바의 셀프 타이틀 데뷔작은 세상에 홀연히 등장하였습니다. 기타와 건반, 작곡과 프로듀싱을 홀로 장악한 그의 천재적 음악성이 응축된 이 음반은 멜로딕 하드록(AOR)의 새로운 지평을 열며 단숨에 시대를 상징하는 역작으로 자리 잡았습니다. 화려함 속에 깃든 날카로운 서정성과 빈틈없는 앙상블의 파동은 반세기에 가까운 세월이 흐른 오늘날에도 바래지 않는 낭만과 벅찬 전율을 고스란히 전해줍니다.</w:t>
+        <w:t>1980년대 초엽, 대중음악계가 펑크의 거친 잔향과 디스코의 쇠락, 그리고 뉴웨이브라는 새로운 물결 속에서 요동치고 있을 무렵, 캐나다 몬트리올 출신의 한 청년이 홀로 빚어낸 데뷔작은 록 음악계에 일대 파란을 일으켰습니다. 1982년 세상에 첫선을 보인 알도 노바(Aldo Nova)의 동명 타이틀 앨범 《Aldo Nova》는, 하드 록의 웅장하고 날카로운 기타 리프와 최첨단 신시사이저의 유려한 음파를 가장 세련된 화법으로 결합해 낸 기념비적인 역작입니다. 이 음반은 80년대 아레나 록과 AOR(Adult Oriented Rock)이 나아갈 황금기의 청사진을 제시하며 당대 팝 록의 지형도를 단숨에 바꾸어 놓았습니다.</w:t>
+      </w:r>
+    </w:p>
+    <w:p>
+      <w:pPr>
+        <w:spacing w:line="324" w:lineRule="auto" w:after="120"/>
+      </w:pPr>
+      <w:r>
+        <w:rPr w:rFonts="맑은 고딕">
+          <w:rFonts w:ascii="맑은 고딕" w:hAnsi="맑은 고딕" w:eastAsia="맑은 고딕"/>
+          <w:b w:val="0"/>
+          <w:sz w:val="21"/>
+        </w:rPr>
+        <w:t>알도 노바의 등장은 단순한 신예 록스타의 출현을 넘어, 작곡과 편곡은 물론 보컬과 일렉트릭 기타, 키보드에 이르기까지 스튜디오 테크놀로지를 전방위로 지휘하는 ‘완전무결한 록 마에스트로’의 탄생을 알리는 서막이었습니다. 그는 차갑고 기계적인 전자 사운드에 인간적인 체온과 서정적인 멜로디의 숨결을 불어넣었고, 이는 거친 질주감 속에서도 결코 품격을 잃지 않는 드라마틱한 사운드스케이프로 완성되었습니다. 거대한 경기장을 가득 채울 법한 폭발적인 에너지 이면에 도사린 치밀한 음악적 조형미는 대중과 평단을 동시에 열광시키기에 충분했습니다.</w:t>
+      </w:r>
+    </w:p>
+    <w:p>
+      <w:pPr>
+        <w:spacing w:line="324" w:lineRule="auto" w:after="120"/>
+      </w:pPr>
+      <w:r>
+        <w:rPr w:rFonts="맑은 고딕">
+          <w:rFonts w:ascii="맑은 고딕" w:hAnsi="맑은 고딕" w:eastAsia="맑은 고딕"/>
+          <w:b w:val="0"/>
+          <w:sz w:val="21"/>
+        </w:rPr>
+        <w:t>세월이 흘러 수많은 트렌드가 명멸한 오늘날에도 이 음반이 여전히 경이로운 울림을 선사하는 까닭은, 그 소릿골 밑바닥에 청춘의 고독과 해방을 향한 원초적 열정이 오롯이 박제되어 있기 때문입니다. 화려한 외피 속에 감춰진 멜로디의 비장미와 아날로그 콘솔이 빚어낸 묵직한 공간감은 디지털 음원으로는 결코 대체할 수 없는 낭만적 감동을 전합니다. 《Aldo Nova》는 시대를 앞서간 천재 음악가가 불꽃처럼 타오르던 80년대의 여명기에 새겨 넣은 찬연하고도 불멸의 록 서사시입니다.</w:t>
       </w:r>
     </w:p>
     <w:p>
@@ -168,7 +187,7 @@
           <w:b w:val="0"/>
           <w:sz w:val="21"/>
         </w:rPr>
-        <w:t>1982년 포트레이트 레코드(Portrait Records)를 통해 발매된 알도 노바의 찬란한 솔로 데뷔 음반으로, 1980년대 팝 메탈과 멜로딕 록의 황금기를 활짝 열어젖힌 기념비적인 역사적 성격을 지닙니다.</w:t>
+        <w:t>1982년 포트레이트 레코드(Portrait Records / CBS)를 통해 발매된 알도 노바의 정규 1집 데뷔 앨범으로, 80년대 멜로딕 하드 록의 도래를 예고한 클래식 명반.</w:t>
       </w:r>
     </w:p>
     <w:p>
@@ -199,7 +218,7 @@
           <w:b w:val="0"/>
           <w:sz w:val="21"/>
         </w:rPr>
-        <w:t>발매 직후 미국 빌보드 200 앨범 차트 8위까지 치솟았으며, 미국 음반 산업 협회(RIAA)로부터 더블 플래티넘(200만 장 이상 판매) 인증을 획득하고 본국 캐나다에서도 플래티넘을 기록하며 대중적인 신드롬을 일으켰습니다.</w:t>
+        <w:t>발매 직후 미국 빌보드 200 앨범 차트 8위까지 오르는 기염을 토했으며, 미국 음반산업협회(RIAA) 플래티넘(100만 장 이상) 및 캐나다 더블 플래티넘 인증을 획득하며 상업적으로 눈부신 성공을 거둠.</w:t>
       </w:r>
     </w:p>
     <w:p>
@@ -230,7 +249,7 @@
           <w:b w:val="0"/>
           <w:sz w:val="21"/>
         </w:rPr>
-        <w:t>1983년 캐나다 최고 권위의 주노상(Juno Awards)에서 '올해의 가장 유망한 남성 보컬리스트' 부문에 노미네이트되었으며, 당대 록 비평계로부터 완성도 높은 독창적 사운드메이킹에 대한 찬사를 한 몸에 받았습니다.</w:t>
+        <w:t>1983년 캐나다 최고 권위의 주노상(Juno Awards)에서 '올해의 유망 남성 보컬리스트(Most Promising Male Vocalist of the Year)'를 수상하며 음악적 완성도와 대중성을 공인받음.</w:t>
       </w:r>
     </w:p>
     <w:p>
@@ -275,7 +294,7 @@
           <w:b w:val="0"/>
           <w:sz w:val="21"/>
         </w:rPr>
-        <w:t>캐나다 (퀘벡주 몬트리올)</w:t>
+        <w:t>캐나다 (Canada)</w:t>
       </w:r>
     </w:p>
     <w:p>
@@ -337,7 +356,7 @@
           <w:b w:val="0"/>
           <w:sz w:val="21"/>
         </w:rPr>
-        <w:t>솔로 (싱어송라이터 겸 멀티 인스트루멘털리스트)</w:t>
+        <w:t>솔로 (Solo)</w:t>
       </w:r>
     </w:p>
     <w:p>
@@ -368,7 +387,7 @@
           <w:b w:val="0"/>
           <w:sz w:val="21"/>
         </w:rPr>
-        <w:t>알도 노바는 전율을 자아내는 전방위 기타 테크닉과 섬세한 건반 연주력, 매끄러운 멜로디 조탁 능력을 겸비한 록 음악계의 독보적인 올라운더입니다. 훗날 본 조비(Bon Jovi)와 셀린 디온(Celine Dion)의 명작 탄생에 기여하는 등 작곡가와 프로듀서로서도 팝 음악사에 지울 수 없는 깊은 족적을 새겼습니다.</w:t>
+        <w:t>보컬, 기타, 건반 연주와 프로듀싱을 홀로 완벽히 소화해 낸 록계의 독보적인 멀티 인스트루멘탈리스트입니다. 80년대 글램 메탈과 아레나 록의 시초를 마련한 선구자로서, 훗날 본 조비(Bon Jovi), 셀린 디온(Celine Dion) 등의 대표작을 프로듀싱 및 작곡하며 팝 음악사에 깊고 굵은 족적을 남긴 명인입니다.</w:t>
       </w:r>
     </w:p>
     <w:p>
@@ -413,7 +432,7 @@
           <w:b w:val="0"/>
           <w:sz w:val="21"/>
         </w:rPr>
-        <w:t>본 작은 1970년대 하드록의 묵직한 직선성과 1980년대 특유의 전자음향 및 팝 감수성이 가장 완벽한 균형을 이룬 모범적인 교과서로 평가받습니다.</w:t>
+        <w:t>1970년대 하드 록의 정통성과 1980년대 현대적 팝 감수성이 황금 분할을 이룬 명작입니다. 정교하게 프로그래밍된 아날로그 신시사이저와 거칠게 포효하는 디스토션 기타의 조화는 훗날 번성하게 되는 80년대 글램 메탈 및 멜로딕 록 밴드들의 음악적 방법론에 결정적인 영감을 제공했습니다.</w:t>
       </w:r>
     </w:p>
     <w:p>
@@ -444,7 +463,7 @@
           <w:b w:val="0"/>
           <w:sz w:val="21"/>
         </w:rPr>
-        <w:t>MTV의 태동과 함께 시각과 청각이 화려하게 교차하던 시대, 알도 노바의 레이저 신시사이저와 질주하는 비트는 미래지향적 카타르시스를 갈망하던 당시 청춘들의 마음을 단숨에 사로잡으며 80년대 록 컬처의 상징적인 공기를 형성했습니다.</w:t>
+        <w:t>MTV의 태동과 함께 시각적 충격과 청각적 쾌감이 공존하던 80년대 초반의 공기를 고스란히 담고 있습니다. 미래지향적인 신스 인트로와 날카로운 기타 솔로는 불확실한 미래를 마주하던 당대 젊은이들에게 일탈과 해방의 카타르시스를 선사하며 하나의 문화적 신드롬으로 자리 잡았습니다.</w:t>
       </w:r>
     </w:p>
     <w:p>
@@ -489,7 +508,99 @@
           <w:b w:val="0"/>
           <w:sz w:val="21"/>
         </w:rPr>
-        <w:t>SF적 상상력을 자극하는 인트로에 이어 강력한 록 리프가 폭발하는 불멸의 앤섬 "Fantasy", 애수 어린 멜로디와 서정적인 보컬이 긴장감 있게 맞물리는 "Foolin' Yourself", 짙은 블루지 감성과 멜로딕한 드라마가 돋보이는 "Ball and Chain" 등 수록곡 전편이 단단한 응집력과 유려한 서정미를 자랑합니다.</w:t>
+      </w:r>
+    </w:p>
+    <w:p>
+      <w:pPr>
+        <w:spacing w:line="324" w:lineRule="auto" w:after="80"/>
+      </w:pPr>
+      <w:r>
+        <w:rPr w:rFonts="맑은 고딕">
+          <w:rFonts w:ascii="맑은 고딕" w:hAnsi="맑은 고딕" w:eastAsia="맑은 고딕"/>
+          <w:b w:val="0"/>
+          <w:color w:val="6B7280"/>
+          <w:sz w:val="21"/>
+        </w:rPr>
+        <w:t xml:space="preserve">· </w:t>
+      </w:r>
+      <w:r>
+        <w:rPr w:rFonts="맑은 고딕">
+          <w:rFonts w:ascii="맑은 고딕" w:hAnsi="맑은 고딕" w:eastAsia="맑은 고딕"/>
+          <w:b/>
+          <w:color w:val="1F2937"/>
+          <w:sz w:val="21"/>
+        </w:rPr>
+        <w:t xml:space="preserve">"Fantasy": </w:t>
+      </w:r>
+      <w:r>
+        <w:rPr w:rFonts="맑은 고딕">
+          <w:rFonts w:ascii="맑은 고딕" w:hAnsi="맑은 고딕" w:eastAsia="맑은 고딕"/>
+          <w:b w:val="0"/>
+          <w:sz w:val="21"/>
+        </w:rPr>
+        <w:t>헬리콥터 효과음과 긴박감 넘치는 신시사이저 아르페지오, 이어지는 폭발적인 기타 리프가 압도적인 앨범의 킬러 트랙이자 불멸의 록 클래식.</w:t>
+      </w:r>
+    </w:p>
+    <w:p>
+      <w:pPr>
+        <w:spacing w:line="324" w:lineRule="auto" w:after="80"/>
+      </w:pPr>
+      <w:r>
+        <w:rPr w:rFonts="맑은 고딕">
+          <w:rFonts w:ascii="맑은 고딕" w:hAnsi="맑은 고딕" w:eastAsia="맑은 고딕"/>
+          <w:b w:val="0"/>
+          <w:color w:val="6B7280"/>
+          <w:sz w:val="21"/>
+        </w:rPr>
+        <w:t xml:space="preserve">· </w:t>
+      </w:r>
+      <w:r>
+        <w:rPr w:rFonts="맑은 고딕">
+          <w:rFonts w:ascii="맑은 고딕" w:hAnsi="맑은 고딕" w:eastAsia="맑은 고딕"/>
+          <w:b/>
+          <w:color w:val="1F2937"/>
+          <w:sz w:val="21"/>
+        </w:rPr>
+        <w:t xml:space="preserve">"Foolin' Yourself": </w:t>
+      </w:r>
+      <w:r>
+        <w:rPr w:rFonts="맑은 고딕">
+          <w:rFonts w:ascii="맑은 고딕" w:hAnsi="맑은 고딕" w:eastAsia="맑은 고딕"/>
+          <w:b w:val="0"/>
+          <w:sz w:val="21"/>
+        </w:rPr>
+        <w:t>알도 노바 특유의 유려한 멜로디 감각과 세련된 편곡이 돋보이는 AOR 스타일의 명곡.</w:t>
+      </w:r>
+    </w:p>
+    <w:p>
+      <w:pPr>
+        <w:spacing w:line="324" w:lineRule="auto" w:after="80"/>
+      </w:pPr>
+      <w:r>
+        <w:rPr w:rFonts="맑은 고딕">
+          <w:rFonts w:ascii="맑은 고딕" w:hAnsi="맑은 고딕" w:eastAsia="맑은 고딕"/>
+          <w:b w:val="0"/>
+          <w:color w:val="6B7280"/>
+          <w:sz w:val="21"/>
+        </w:rPr>
+        <w:t xml:space="preserve">· </w:t>
+      </w:r>
+      <w:r>
+        <w:rPr w:rFonts="맑은 고딕">
+          <w:rFonts w:ascii="맑은 고딕" w:hAnsi="맑은 고딕" w:eastAsia="맑은 고딕"/>
+          <w:b/>
+          <w:color w:val="1F2937"/>
+          <w:sz w:val="21"/>
+        </w:rPr>
+        <w:t xml:space="preserve">"Ball and Chain", "Heart to Heart": </w:t>
+      </w:r>
+      <w:r>
+        <w:rPr w:rFonts="맑은 고딕">
+          <w:rFonts w:ascii="맑은 고딕" w:hAnsi="맑은 고딕" w:eastAsia="맑은 고딕"/>
+          <w:b w:val="0"/>
+          <w:sz w:val="21"/>
+        </w:rPr>
+        <w:t>묵직한 하드 록의 본령과 애절한 감수성이 교차하며 서정적 깊이를 더해주는 트랙들.</w:t>
       </w:r>
     </w:p>
     <w:p>
@@ -520,7 +631,7 @@
           <w:b w:val="0"/>
           <w:sz w:val="21"/>
         </w:rPr>
-        <w:t>턴테이블의 바늘이 소릿골을 파고들 때 피어오르는 알도 노바의 날 선 디스토션 기타와 묵직한 아날로그 신시사이저의 두터운 질감은, 진공관 앰프를 통과할 때 디지털 음원에서는 결코 맛볼 수 없는 입체적인 공간감과 따스한 에너지를 선사합니다.</w:t>
+        <w:t>진공관 앰프의 온기와 빈티지 턴테이블이 맞물릴 때 비로소 진가를 발휘합니다. 첫 곡 "Fantasy" 도입부에서 신시사이저와 드럼의 펀치력이 좌우 스피커를 가를 때의 입체적인 아날로그 다이내믹 레인지는 청자의 가슴을 서늘하게 파고드는 짜릿함을 선사합니다.</w:t>
       </w:r>
     </w:p>
     <w:p>
@@ -551,7 +662,7 @@
           <w:b w:val="0"/>
           <w:sz w:val="21"/>
         </w:rPr>
-        <w:t>80년대 메탈과 AOR 르네상스의 태동을 생생하게 증언하는 오리지널 바이닐로서, 완벽주의 아티스트의 순수한 혈기가 오롯이 새겨져 있어 클래식 팝·록 애호가라면 반드시 소장해야 할 아날로그 명반입니다.</w:t>
+        <w:t>80년대 록의 르네상스를 단신으로 열어젖힌 천재의 오리지널리티가 오롯이 담겨 있으며, 시대의 미학을 상징하는 레오파드 콘셉트의 인상적인 앨범 커버 아트워크와 풍성한 아날로그 마스터링 음향은 LP 컬렉터라면 결코 놓칠 수 없는 귀중한 소장 가치를 지닙니다.</w:t>
       </w:r>
     </w:p>
     <w:p>
@@ -565,7 +676,7 @@
           <w:color w:val="4338CA"/>
           <w:sz w:val="21"/>
         </w:rPr>
-        <w:t>이 음반을 통해 아날로그의 온기 속에서 찬란하게 타오르는 록의 순수한 열정이 전해주는 감동을 다시 한번 경험해 보시는 것은 어떨까요?</w:t>
+        <w:t>이 음반을 통해 1980년대 새벽을 깨우던 눈부신 아날로그 록의 박동과 질주하는 청춘의 서정이 전해주는 감동을 다시 한번 경험해 보시는 것은 어떨까요?</w:t>
       </w:r>
     </w:p>
     <w:sectPr>
